--- a/Proyecto/Acta_de_Constitucion.docx
+++ b/Proyecto/Acta_de_Constitucion.docx
@@ -64,12 +64,6 @@
         <w:gridCol w:w="7280"/>
       </w:tblGrid>
       <w:tr>
-        <w:tblPrEx>
-          <w:tblCellMar>
-            <w:top w:w="0" w:type="dxa"/>
-            <w:bottom w:w="0" w:type="dxa"/>
-          </w:tblCellMar>
-        </w:tblPrEx>
         <w:tc>
           <w:tcPr>
             <w:tcW w:w="10080" w:type="dxa"/>
@@ -105,12 +99,6 @@
         </w:tc>
       </w:tr>
       <w:tr>
-        <w:tblPrEx>
-          <w:tblCellMar>
-            <w:top w:w="0" w:type="dxa"/>
-            <w:bottom w:w="0" w:type="dxa"/>
-          </w:tblCellMar>
-        </w:tblPrEx>
         <w:tc>
           <w:tcPr>
             <w:tcW w:w="2800" w:type="dxa"/>
@@ -184,12 +172,6 @@
         </w:tc>
       </w:tr>
       <w:tr>
-        <w:tblPrEx>
-          <w:tblCellMar>
-            <w:top w:w="0" w:type="dxa"/>
-            <w:bottom w:w="0" w:type="dxa"/>
-          </w:tblCellMar>
-        </w:tblPrEx>
         <w:tc>
           <w:tcPr>
             <w:tcW w:w="2800" w:type="dxa"/>
@@ -350,15 +332,58 @@
               <w:t>Diseñador de Sistemas</w:t>
             </w:r>
           </w:p>
+          <w:p>
+            <w:pPr>
+              <w:rPr>
+                <w:sz w:val="20"/>
+                <w:szCs w:val="20"/>
+                <w:lang w:val="es-MX"/>
+              </w:rPr>
+            </w:pPr>
+            <w:r>
+              <w:rPr>
+                <w:sz w:val="20"/>
+                <w:szCs w:val="20"/>
+                <w:lang w:val="es-MX"/>
+              </w:rPr>
+              <w:t>Simón Aros</w:t>
+            </w:r>
+            <w:r>
+              <w:rPr>
+                <w:sz w:val="20"/>
+                <w:szCs w:val="20"/>
+                <w:lang w:val="es-MX"/>
+              </w:rPr>
+              <w:t xml:space="preserve"> </w:t>
+            </w:r>
+            <w:r>
+              <w:rPr>
+                <w:sz w:val="20"/>
+                <w:szCs w:val="20"/>
+                <w:lang w:val="es-MX"/>
+              </w:rPr>
+              <w:t>—</w:t>
+            </w:r>
+            <w:r>
+              <w:rPr>
+                <w:sz w:val="20"/>
+                <w:szCs w:val="20"/>
+                <w:lang w:val="es-MX"/>
+              </w:rPr>
+              <w:t xml:space="preserve"> </w:t>
+            </w:r>
+            <w:r>
+              <w:rPr>
+                <w:sz w:val="20"/>
+                <w:szCs w:val="20"/>
+                <w:lang w:val="es-MX"/>
+              </w:rPr>
+              <w:t>Diseñador de Sistemas</w:t>
+            </w:r>
+          </w:p>
         </w:tc>
       </w:tr>
       <w:tr>
-        <w:tblPrEx>
-          <w:tblCellMar>
-            <w:top w:w="0" w:type="dxa"/>
-            <w:bottom w:w="0" w:type="dxa"/>
-          </w:tblCellMar>
-        </w:tblPrEx>
         <w:tc>
           <w:tcPr>
             <w:tcW w:w="2800" w:type="dxa"/>
@@ -378,7 +403,6 @@
             <w:vAlign w:val="center"/>
           </w:tcPr>
           <w:p>
-            <w:proofErr w:type="spellStart"/>
             <w:r>
               <w:rPr>
                 <w:b/>
@@ -387,18 +411,7 @@
                 <w:sz w:val="20"/>
                 <w:szCs w:val="20"/>
               </w:rPr>
-              <w:t>Profesor</w:t>
-            </w:r>
-            <w:proofErr w:type="spellEnd"/>
-            <w:r>
-              <w:rPr>
-                <w:b/>
-                <w:bCs/>
-                <w:color w:val="2E4057"/>
-                <w:sz w:val="20"/>
-                <w:szCs w:val="20"/>
-              </w:rPr>
-              <w:t>:</w:t>
+              <w:t>Nombre del Proyecto:</w:t>
             </w:r>
           </w:p>
         </w:tc>
@@ -421,23 +434,23 @@
             <w:vAlign w:val="center"/>
           </w:tcPr>
           <w:p>
-            <w:r>
-              <w:rPr>
-                <w:sz w:val="20"/>
-                <w:szCs w:val="20"/>
-              </w:rPr>
-              <w:t>Jorge Esteban Cornejo Elgueta</w:t>
+            <w:pPr>
+              <w:rPr>
+                <w:lang w:val="es-MX"/>
+              </w:rPr>
+            </w:pPr>
+            <w:r>
+              <w:rPr>
+                <w:sz w:val="20"/>
+                <w:szCs w:val="20"/>
+                <w:lang w:val="es-MX"/>
+              </w:rPr>
+              <w:t>Sistema de Gestión Almacén Lukas</w:t>
             </w:r>
           </w:p>
         </w:tc>
       </w:tr>
       <w:tr>
-        <w:tblPrEx>
-          <w:tblCellMar>
-            <w:top w:w="0" w:type="dxa"/>
-            <w:bottom w:w="0" w:type="dxa"/>
-          </w:tblCellMar>
-        </w:tblPrEx>
         <w:tc>
           <w:tcPr>
             <w:tcW w:w="2800" w:type="dxa"/>
@@ -457,6 +470,7 @@
             <w:vAlign w:val="center"/>
           </w:tcPr>
           <w:p>
+            <w:proofErr w:type="spellStart"/>
             <w:r>
               <w:rPr>
                 <w:b/>
@@ -465,7 +479,18 @@
                 <w:sz w:val="20"/>
                 <w:szCs w:val="20"/>
               </w:rPr>
-              <w:t>Nombre del Proyecto:</w:t>
+              <w:t>Cliente</w:t>
+            </w:r>
+            <w:proofErr w:type="spellEnd"/>
+            <w:r>
+              <w:rPr>
+                <w:b/>
+                <w:bCs/>
+                <w:color w:val="2E4057"/>
+                <w:sz w:val="20"/>
+                <w:szCs w:val="20"/>
+              </w:rPr>
+              <w:t xml:space="preserve"> / Empresa:</w:t>
             </w:r>
           </w:p>
         </w:tc>
@@ -499,18 +524,12 @@
                 <w:szCs w:val="20"/>
                 <w:lang w:val="es-MX"/>
               </w:rPr>
-              <w:t>Sistema de Gestión Almacén Lukas</w:t>
+              <w:t>Almacén Lukas — Sr. Claudio Caballero</w:t>
             </w:r>
           </w:p>
         </w:tc>
       </w:tr>
       <w:tr>
-        <w:tblPrEx>
-          <w:tblCellMar>
-            <w:top w:w="0" w:type="dxa"/>
-            <w:bottom w:w="0" w:type="dxa"/>
-          </w:tblCellMar>
-        </w:tblPrEx>
         <w:tc>
           <w:tcPr>
             <w:tcW w:w="2800" w:type="dxa"/>
@@ -539,7 +558,7 @@
                 <w:sz w:val="20"/>
                 <w:szCs w:val="20"/>
               </w:rPr>
-              <w:t>Cliente</w:t>
+              <w:t>Dirección</w:t>
             </w:r>
             <w:proofErr w:type="spellEnd"/>
             <w:r>
@@ -550,7 +569,29 @@
                 <w:sz w:val="20"/>
                 <w:szCs w:val="20"/>
               </w:rPr>
-              <w:t xml:space="preserve"> / Empresa:</w:t>
+              <w:t xml:space="preserve"> del </w:t>
+            </w:r>
+            <w:proofErr w:type="spellStart"/>
+            <w:r>
+              <w:rPr>
+                <w:b/>
+                <w:bCs/>
+                <w:color w:val="2E4057"/>
+                <w:sz w:val="20"/>
+                <w:szCs w:val="20"/>
+              </w:rPr>
+              <w:t>Cliente</w:t>
+            </w:r>
+            <w:proofErr w:type="spellEnd"/>
+            <w:r>
+              <w:rPr>
+                <w:b/>
+                <w:bCs/>
+                <w:color w:val="2E4057"/>
+                <w:sz w:val="20"/>
+                <w:szCs w:val="20"/>
+              </w:rPr>
+              <w:t>:</w:t>
             </w:r>
           </w:p>
         </w:tc>
@@ -584,18 +625,12 @@
                 <w:szCs w:val="20"/>
                 <w:lang w:val="es-MX"/>
               </w:rPr>
-              <w:t>Almacén Lukas — Sr. Claudio Caballero</w:t>
+              <w:t>Chicago 121, Lo Prado, Santiago, Región Metropolitana</w:t>
             </w:r>
           </w:p>
         </w:tc>
       </w:tr>
       <w:tr>
-        <w:tblPrEx>
-          <w:tblCellMar>
-            <w:top w:w="0" w:type="dxa"/>
-            <w:bottom w:w="0" w:type="dxa"/>
-          </w:tblCellMar>
-        </w:tblPrEx>
         <w:tc>
           <w:tcPr>
             <w:tcW w:w="2800" w:type="dxa"/>
@@ -615,7 +650,6 @@
             <w:vAlign w:val="center"/>
           </w:tcPr>
           <w:p>
-            <w:proofErr w:type="spellStart"/>
             <w:r>
               <w:rPr>
                 <w:b/>
@@ -624,40 +658,7 @@
                 <w:sz w:val="20"/>
                 <w:szCs w:val="20"/>
               </w:rPr>
-              <w:t>Dirección</w:t>
-            </w:r>
-            <w:proofErr w:type="spellEnd"/>
-            <w:r>
-              <w:rPr>
-                <w:b/>
-                <w:bCs/>
-                <w:color w:val="2E4057"/>
-                <w:sz w:val="20"/>
-                <w:szCs w:val="20"/>
-              </w:rPr>
-              <w:t xml:space="preserve"> del </w:t>
-            </w:r>
-            <w:proofErr w:type="spellStart"/>
-            <w:r>
-              <w:rPr>
-                <w:b/>
-                <w:bCs/>
-                <w:color w:val="2E4057"/>
-                <w:sz w:val="20"/>
-                <w:szCs w:val="20"/>
-              </w:rPr>
-              <w:t>Cliente</w:t>
-            </w:r>
-            <w:proofErr w:type="spellEnd"/>
-            <w:r>
-              <w:rPr>
-                <w:b/>
-                <w:bCs/>
-                <w:color w:val="2E4057"/>
-                <w:sz w:val="20"/>
-                <w:szCs w:val="20"/>
-              </w:rPr>
-              <w:t>:</w:t>
+              <w:t>Sponsor:</w:t>
             </w:r>
           </w:p>
         </w:tc>
@@ -691,18 +692,12 @@
                 <w:szCs w:val="20"/>
                 <w:lang w:val="es-MX"/>
               </w:rPr>
-              <w:t>Chicago 121, Lo Prado, Santiago, Región Metropolitana</w:t>
+              <w:t>Claudio Caballero (Propietario, Almacén Lukas)</w:t>
             </w:r>
           </w:p>
         </w:tc>
       </w:tr>
       <w:tr>
-        <w:tblPrEx>
-          <w:tblCellMar>
-            <w:top w:w="0" w:type="dxa"/>
-            <w:bottom w:w="0" w:type="dxa"/>
-          </w:tblCellMar>
-        </w:tblPrEx>
         <w:tc>
           <w:tcPr>
             <w:tcW w:w="2800" w:type="dxa"/>
@@ -730,7 +725,7 @@
                 <w:sz w:val="20"/>
                 <w:szCs w:val="20"/>
               </w:rPr>
-              <w:t>Sponsor:</w:t>
+              <w:t>Jefe de Proyecto:</w:t>
             </w:r>
           </w:p>
         </w:tc>
@@ -764,195 +759,28 @@
                 <w:szCs w:val="20"/>
                 <w:lang w:val="es-MX"/>
               </w:rPr>
-              <w:t>Claudio Caballero (Propietario, Almacén Lukas)</w:t>
+              <w:t xml:space="preserve">Cristian Salazar </w:t>
+            </w:r>
+            <w:r>
+              <w:rPr>
+                <w:sz w:val="20"/>
+                <w:szCs w:val="20"/>
+                <w:lang w:val="es-MX"/>
+              </w:rPr>
+              <w:t>— Estudiante Ingeniería</w:t>
+            </w:r>
+            <w:r>
+              <w:rPr>
+                <w:sz w:val="20"/>
+                <w:szCs w:val="20"/>
+                <w:lang w:val="es-MX"/>
+              </w:rPr>
+              <w:t xml:space="preserve"> Civil en Computación</w:t>
             </w:r>
           </w:p>
         </w:tc>
       </w:tr>
       <w:tr>
-        <w:tblPrEx>
-          <w:tblCellMar>
-            <w:top w:w="0" w:type="dxa"/>
-            <w:bottom w:w="0" w:type="dxa"/>
-          </w:tblCellMar>
-        </w:tblPrEx>
-        <w:tc>
-          <w:tcPr>
-            <w:tcW w:w="2800" w:type="dxa"/>
-            <w:tcBorders>
-              <w:top w:val="single" w:sz="1" w:space="0" w:color="AAAAAA"/>
-              <w:left w:val="single" w:sz="1" w:space="0" w:color="AAAAAA"/>
-              <w:bottom w:val="single" w:sz="1" w:space="0" w:color="AAAAAA"/>
-              <w:right w:val="single" w:sz="1" w:space="0" w:color="AAAAAA"/>
-            </w:tcBorders>
-            <w:shd w:val="clear" w:color="auto" w:fill="E8EDF2"/>
-            <w:tcMar>
-              <w:top w:w="80" w:type="dxa"/>
-              <w:left w:w="120" w:type="dxa"/>
-              <w:bottom w:w="80" w:type="dxa"/>
-              <w:right w:w="120" w:type="dxa"/>
-            </w:tcMar>
-            <w:vAlign w:val="center"/>
-          </w:tcPr>
-          <w:p>
-            <w:r>
-              <w:rPr>
-                <w:b/>
-                <w:bCs/>
-                <w:color w:val="2E4057"/>
-                <w:sz w:val="20"/>
-                <w:szCs w:val="20"/>
-              </w:rPr>
-              <w:t>Jefe de Proyecto:</w:t>
-            </w:r>
-          </w:p>
-        </w:tc>
-        <w:tc>
-          <w:tcPr>
-            <w:tcW w:w="7280" w:type="dxa"/>
-            <w:tcBorders>
-              <w:top w:val="single" w:sz="1" w:space="0" w:color="AAAAAA"/>
-              <w:left w:val="single" w:sz="1" w:space="0" w:color="AAAAAA"/>
-              <w:bottom w:val="single" w:sz="1" w:space="0" w:color="AAAAAA"/>
-              <w:right w:val="single" w:sz="1" w:space="0" w:color="AAAAAA"/>
-            </w:tcBorders>
-            <w:shd w:val="clear" w:color="auto" w:fill="FFFFFF"/>
-            <w:tcMar>
-              <w:top w:w="80" w:type="dxa"/>
-              <w:left w:w="120" w:type="dxa"/>
-              <w:bottom w:w="80" w:type="dxa"/>
-              <w:right w:w="120" w:type="dxa"/>
-            </w:tcMar>
-            <w:vAlign w:val="center"/>
-          </w:tcPr>
-          <w:p>
-            <w:pPr>
-              <w:rPr>
-                <w:lang w:val="es-MX"/>
-              </w:rPr>
-            </w:pPr>
-            <w:r>
-              <w:rPr>
-                <w:sz w:val="20"/>
-                <w:szCs w:val="20"/>
-                <w:lang w:val="es-MX"/>
-              </w:rPr>
-              <w:t xml:space="preserve">Cristian Salazar </w:t>
-            </w:r>
-            <w:r>
-              <w:rPr>
-                <w:sz w:val="20"/>
-                <w:szCs w:val="20"/>
-                <w:lang w:val="es-MX"/>
-              </w:rPr>
-              <w:t>— Estudiante Ingeniería</w:t>
-            </w:r>
-            <w:r>
-              <w:rPr>
-                <w:sz w:val="20"/>
-                <w:szCs w:val="20"/>
-                <w:lang w:val="es-MX"/>
-              </w:rPr>
-              <w:t xml:space="preserve"> Civil en Computación</w:t>
-            </w:r>
-          </w:p>
-        </w:tc>
-      </w:tr>
-      <w:tr>
-        <w:tblPrEx>
-          <w:tblCellMar>
-            <w:top w:w="0" w:type="dxa"/>
-            <w:bottom w:w="0" w:type="dxa"/>
-          </w:tblCellMar>
-        </w:tblPrEx>
-        <w:tc>
-          <w:tcPr>
-            <w:tcW w:w="2800" w:type="dxa"/>
-            <w:tcBorders>
-              <w:top w:val="single" w:sz="1" w:space="0" w:color="AAAAAA"/>
-              <w:left w:val="single" w:sz="1" w:space="0" w:color="AAAAAA"/>
-              <w:bottom w:val="single" w:sz="1" w:space="0" w:color="AAAAAA"/>
-              <w:right w:val="single" w:sz="1" w:space="0" w:color="AAAAAA"/>
-            </w:tcBorders>
-            <w:shd w:val="clear" w:color="auto" w:fill="E8EDF2"/>
-            <w:tcMar>
-              <w:top w:w="80" w:type="dxa"/>
-              <w:left w:w="120" w:type="dxa"/>
-              <w:bottom w:w="80" w:type="dxa"/>
-              <w:right w:w="120" w:type="dxa"/>
-            </w:tcMar>
-            <w:vAlign w:val="center"/>
-          </w:tcPr>
-          <w:p>
-            <w:proofErr w:type="spellStart"/>
-            <w:r>
-              <w:rPr>
-                <w:b/>
-                <w:bCs/>
-                <w:color w:val="2E4057"/>
-                <w:sz w:val="20"/>
-                <w:szCs w:val="20"/>
-              </w:rPr>
-              <w:t>Asignatura</w:t>
-            </w:r>
-            <w:proofErr w:type="spellEnd"/>
-            <w:r>
-              <w:rPr>
-                <w:b/>
-                <w:bCs/>
-                <w:color w:val="2E4057"/>
-                <w:sz w:val="20"/>
-                <w:szCs w:val="20"/>
-              </w:rPr>
-              <w:t>:</w:t>
-            </w:r>
-          </w:p>
-        </w:tc>
-        <w:tc>
-          <w:tcPr>
-            <w:tcW w:w="7280" w:type="dxa"/>
-            <w:tcBorders>
-              <w:top w:val="single" w:sz="1" w:space="0" w:color="AAAAAA"/>
-              <w:left w:val="single" w:sz="1" w:space="0" w:color="AAAAAA"/>
-              <w:bottom w:val="single" w:sz="1" w:space="0" w:color="AAAAAA"/>
-              <w:right w:val="single" w:sz="1" w:space="0" w:color="AAAAAA"/>
-            </w:tcBorders>
-            <w:shd w:val="clear" w:color="auto" w:fill="FFFFFF"/>
-            <w:tcMar>
-              <w:top w:w="80" w:type="dxa"/>
-              <w:left w:w="120" w:type="dxa"/>
-              <w:bottom w:w="80" w:type="dxa"/>
-              <w:right w:w="120" w:type="dxa"/>
-            </w:tcMar>
-            <w:vAlign w:val="center"/>
-          </w:tcPr>
-          <w:p>
-            <w:r>
-              <w:rPr>
-                <w:sz w:val="20"/>
-                <w:szCs w:val="20"/>
-              </w:rPr>
-              <w:t xml:space="preserve">Sistemas de </w:t>
-            </w:r>
-            <w:proofErr w:type="spellStart"/>
-            <w:r>
-              <w:rPr>
-                <w:sz w:val="20"/>
-                <w:szCs w:val="20"/>
-              </w:rPr>
-              <w:t>Información</w:t>
-            </w:r>
-            <w:proofErr w:type="spellEnd"/>
-          </w:p>
-        </w:tc>
-      </w:tr>
-      <w:tr>
-        <w:tblPrEx>
-          <w:tblCellMar>
-            <w:top w:w="0" w:type="dxa"/>
-            <w:bottom w:w="0" w:type="dxa"/>
-          </w:tblCellMar>
-        </w:tblPrEx>
         <w:tc>
           <w:tcPr>
             <w:tcW w:w="2800" w:type="dxa"/>
@@ -1071,12 +899,6 @@
         <w:gridCol w:w="10080"/>
       </w:tblGrid>
       <w:tr>
-        <w:tblPrEx>
-          <w:tblCellMar>
-            <w:top w:w="0" w:type="dxa"/>
-            <w:bottom w:w="0" w:type="dxa"/>
-          </w:tblCellMar>
-        </w:tblPrEx>
         <w:tc>
           <w:tcPr>
             <w:tcW w:w="10080" w:type="dxa"/>
@@ -1115,12 +937,6 @@
         </w:tc>
       </w:tr>
       <w:tr>
-        <w:tblPrEx>
-          <w:tblCellMar>
-            <w:top w:w="0" w:type="dxa"/>
-            <w:bottom w:w="0" w:type="dxa"/>
-          </w:tblCellMar>
-        </w:tblPrEx>
         <w:tc>
           <w:tcPr>
             <w:tcW w:w="10080" w:type="dxa"/>
@@ -1194,7 +1010,15 @@
                 <w:szCs w:val="20"/>
                 <w:lang w:val="es-MX"/>
               </w:rPr>
-              <w:t>El presente proyecto busca desarrollar e implementar un sistema de gestión informático que automatice y centralice el control del crédito vecinal, eliminando el uso de papel, agilizando la búsqueda de deudores y permitiendo el envío automatizado de avisos de cobro, mejorando así la eficiencia operativa del negocio.</w:t>
+              <w:t xml:space="preserve">El presente proyecto busca desarrollar e implementar un sistema de gestión informático que automatice y centralice el control del crédito vecinal, eliminando el uso de papel, agilizando la búsqueda de deudores y </w:t>
+            </w:r>
+            <w:r>
+              <w:rPr>
+                <w:sz w:val="20"/>
+                <w:szCs w:val="20"/>
+                <w:lang w:val="es-MX"/>
+              </w:rPr>
+              <w:t>centralizando el control de saldos y facilitando la identificación inmediata de deudores para optimizar la gestión de cobranza del negocio.</w:t>
             </w:r>
           </w:p>
         </w:tc>
@@ -1229,12 +1053,6 @@
         <w:gridCol w:w="10080"/>
       </w:tblGrid>
       <w:tr>
-        <w:tblPrEx>
-          <w:tblCellMar>
-            <w:top w:w="0" w:type="dxa"/>
-            <w:bottom w:w="0" w:type="dxa"/>
-          </w:tblCellMar>
-        </w:tblPrEx>
         <w:tc>
           <w:tcPr>
             <w:tcW w:w="10080" w:type="dxa"/>
@@ -1269,12 +1087,6 @@
         </w:tc>
       </w:tr>
       <w:tr>
-        <w:tblPrEx>
-          <w:tblCellMar>
-            <w:top w:w="0" w:type="dxa"/>
-            <w:bottom w:w="0" w:type="dxa"/>
-          </w:tblCellMar>
-        </w:tblPrEx>
         <w:tc>
           <w:tcPr>
             <w:tcW w:w="10080" w:type="dxa"/>
@@ -1294,7 +1106,7 @@
           </w:tcPr>
           <w:p>
             <w:pPr>
-              <w:pStyle w:val="ListParagraph"/>
+              <w:pStyle w:val="Prrafodelista"/>
               <w:numPr>
                 <w:ilvl w:val="0"/>
                 <w:numId w:val="2"/>
@@ -1309,12 +1121,12 @@
                 <w:szCs w:val="20"/>
                 <w:lang w:val="es-MX"/>
               </w:rPr>
-              <w:t>Desarrollar un sistema web de gestión del crédito vecinal que permita registrar, consultar y actualizar deudas de clientes en tiempo real.</w:t>
-            </w:r>
-          </w:p>
-          <w:p>
-            <w:pPr>
-              <w:pStyle w:val="ListParagraph"/>
+              <w:t>Desarrollar un sistema informático de escritorio (instalación local) para la gestión del crédito vecinal que permita registrar, consultar y actualizar deudas de clientes en tiempo real sin dependencia de internet.</w:t>
+            </w:r>
+          </w:p>
+          <w:p>
+            <w:pPr>
+              <w:pStyle w:val="Prrafodelista"/>
               <w:numPr>
                 <w:ilvl w:val="0"/>
                 <w:numId w:val="2"/>
@@ -1334,7 +1146,7 @@
           </w:p>
           <w:p>
             <w:pPr>
-              <w:pStyle w:val="ListParagraph"/>
+              <w:pStyle w:val="Prrafodelista"/>
               <w:numPr>
                 <w:ilvl w:val="0"/>
                 <w:numId w:val="2"/>
@@ -1349,12 +1161,12 @@
                 <w:szCs w:val="20"/>
                 <w:lang w:val="es-MX"/>
               </w:rPr>
-              <w:t>Implementar un módulo de notificaciones que genere mensajes de cobro automatizados para envío vía WhatsApp al cierre de cada período.</w:t>
-            </w:r>
-          </w:p>
-          <w:p>
-            <w:pPr>
-              <w:pStyle w:val="ListParagraph"/>
+              <w:t>Implementar un módulo de inventario básico para el control de stock de productos (abarrotes y productos de limpieza).</w:t>
+            </w:r>
+          </w:p>
+          <w:p>
+            <w:pPr>
+              <w:pStyle w:val="Prrafodelista"/>
               <w:numPr>
                 <w:ilvl w:val="0"/>
                 <w:numId w:val="2"/>
@@ -1369,12 +1181,12 @@
                 <w:szCs w:val="20"/>
                 <w:lang w:val="es-MX"/>
               </w:rPr>
-              <w:t>Implementar un módulo de inventario básico para el control de stock de productos (abarrotes y productos de limpieza).</w:t>
-            </w:r>
-          </w:p>
-          <w:p>
-            <w:pPr>
-              <w:pStyle w:val="ListParagraph"/>
+              <w:t>Reducir en al menos un 80% el tiempo que el propietario dedica mensualmente al proceso manual de identificación y contacto de clientes morosos.</w:t>
+            </w:r>
+          </w:p>
+          <w:p>
+            <w:pPr>
+              <w:pStyle w:val="Prrafodelista"/>
               <w:numPr>
                 <w:ilvl w:val="0"/>
                 <w:numId w:val="2"/>
@@ -1389,27 +1201,6 @@
                 <w:szCs w:val="20"/>
                 <w:lang w:val="es-MX"/>
               </w:rPr>
-              <w:t>Reducir en al menos un 80% el tiempo que el propietario dedica mensualmente al proceso manual de identificación y contacto de clientes morosos.</w:t>
-            </w:r>
-          </w:p>
-          <w:p>
-            <w:pPr>
-              <w:pStyle w:val="ListParagraph"/>
-              <w:numPr>
-                <w:ilvl w:val="0"/>
-                <w:numId w:val="2"/>
-              </w:numPr>
-              <w:rPr>
-                <w:lang w:val="es-MX"/>
-              </w:rPr>
-            </w:pPr>
-            <w:r>
-              <w:rPr>
-                <w:sz w:val="20"/>
-                <w:szCs w:val="20"/>
-                <w:lang w:val="es-MX"/>
-              </w:rPr>
-              <w:lastRenderedPageBreak/>
               <w:t>Capacitar al propietario en el uso del sistema antes de la entrega final del proyecto.</w:t>
             </w:r>
           </w:p>
@@ -1445,12 +1236,6 @@
         <w:gridCol w:w="10080"/>
       </w:tblGrid>
       <w:tr>
-        <w:tblPrEx>
-          <w:tblCellMar>
-            <w:top w:w="0" w:type="dxa"/>
-            <w:bottom w:w="0" w:type="dxa"/>
-          </w:tblCellMar>
-        </w:tblPrEx>
         <w:tc>
           <w:tcPr>
             <w:tcW w:w="10080" w:type="dxa"/>
@@ -1479,18 +1264,13 @@
                 <w:bCs/>
                 <w:color w:val="FFFFFF"/>
               </w:rPr>
+              <w:lastRenderedPageBreak/>
               <w:t>RESTRICCIONES Y SUPUESTOS</w:t>
             </w:r>
           </w:p>
         </w:tc>
       </w:tr>
       <w:tr>
-        <w:tblPrEx>
-          <w:tblCellMar>
-            <w:top w:w="0" w:type="dxa"/>
-            <w:bottom w:w="0" w:type="dxa"/>
-          </w:tblCellMar>
-        </w:tblPrEx>
         <w:tc>
           <w:tcPr>
             <w:tcW w:w="10080" w:type="dxa"/>
@@ -1510,7 +1290,7 @@
           </w:tcPr>
           <w:p>
             <w:pPr>
-              <w:pStyle w:val="ListParagraph"/>
+              <w:pStyle w:val="Prrafodelista"/>
               <w:numPr>
                 <w:ilvl w:val="0"/>
                 <w:numId w:val="2"/>
@@ -1530,7 +1310,7 @@
           </w:p>
           <w:p>
             <w:pPr>
-              <w:pStyle w:val="ListParagraph"/>
+              <w:pStyle w:val="Prrafodelista"/>
               <w:numPr>
                 <w:ilvl w:val="0"/>
                 <w:numId w:val="2"/>
@@ -1550,7 +1330,7 @@
           </w:p>
           <w:p>
             <w:pPr>
-              <w:pStyle w:val="ListParagraph"/>
+              <w:pStyle w:val="Prrafodelista"/>
               <w:numPr>
                 <w:ilvl w:val="0"/>
                 <w:numId w:val="2"/>
@@ -1570,7 +1350,7 @@
           </w:p>
           <w:p>
             <w:pPr>
-              <w:pStyle w:val="ListParagraph"/>
+              <w:pStyle w:val="Prrafodelista"/>
               <w:numPr>
                 <w:ilvl w:val="0"/>
                 <w:numId w:val="2"/>
@@ -1590,7 +1370,7 @@
           </w:p>
           <w:p>
             <w:pPr>
-              <w:pStyle w:val="ListParagraph"/>
+              <w:pStyle w:val="Prrafodelista"/>
               <w:numPr>
                 <w:ilvl w:val="0"/>
                 <w:numId w:val="2"/>
@@ -1605,12 +1385,12 @@
                 <w:szCs w:val="20"/>
                 <w:lang w:val="es-MX"/>
               </w:rPr>
-              <w:t>Se asume que el almacén cuenta con acceso a internet para la operación del sistema.</w:t>
-            </w:r>
-          </w:p>
-          <w:p>
-            <w:pPr>
-              <w:pStyle w:val="ListParagraph"/>
+              <w:t>Se asume que el almacén cuenta con un computador funcional en el área de caja para la instalación del programa, el alojamiento de la base de datos local y la operación diaria del sistema.</w:t>
+            </w:r>
+          </w:p>
+          <w:p>
+            <w:pPr>
+              <w:pStyle w:val="Prrafodelista"/>
               <w:numPr>
                 <w:ilvl w:val="0"/>
                 <w:numId w:val="2"/>
@@ -1625,30 +1405,22 @@
                 <w:szCs w:val="20"/>
                 <w:lang w:val="es-MX"/>
               </w:rPr>
-              <w:t xml:space="preserve">La integración con WhatsApp se realizará a nivel de generación de mensajes </w:t>
-            </w:r>
-            <w:proofErr w:type="spellStart"/>
-            <w:r>
-              <w:rPr>
-                <w:sz w:val="20"/>
-                <w:szCs w:val="20"/>
-                <w:lang w:val="es-MX"/>
-              </w:rPr>
-              <w:t>pre-formateados</w:t>
-            </w:r>
-            <w:proofErr w:type="spellEnd"/>
-            <w:r>
-              <w:rPr>
-                <w:sz w:val="20"/>
-                <w:szCs w:val="20"/>
-                <w:lang w:val="es-MX"/>
-              </w:rPr>
-              <w:t>; no se garantiza integración directa con la API oficial de WhatsApp Business.</w:t>
-            </w:r>
-          </w:p>
-          <w:p>
-            <w:pPr>
-              <w:pStyle w:val="ListParagraph"/>
+              <w:t xml:space="preserve">Se asume que el almacén cuenta con acceso a internet..." por </w:t>
+            </w:r>
+            <w:r>
+              <w:rPr>
+                <w:i/>
+                <w:iCs/>
+                <w:sz w:val="20"/>
+                <w:szCs w:val="20"/>
+                <w:lang w:val="es-MX"/>
+              </w:rPr>
+              <w:t>"Se asume que el almacén dispone de un computador operativo en el punto de venta para la instalación y ejecución del software.</w:t>
+            </w:r>
+          </w:p>
+          <w:p>
+            <w:pPr>
+              <w:pStyle w:val="Prrafodelista"/>
               <w:numPr>
                 <w:ilvl w:val="0"/>
                 <w:numId w:val="2"/>
@@ -1668,7 +1440,7 @@
           </w:p>
           <w:p>
             <w:pPr>
-              <w:pStyle w:val="ListParagraph"/>
+              <w:pStyle w:val="Prrafodelista"/>
               <w:numPr>
                 <w:ilvl w:val="0"/>
                 <w:numId w:val="2"/>
@@ -1718,12 +1490,6 @@
         <w:gridCol w:w="10080"/>
       </w:tblGrid>
       <w:tr>
-        <w:tblPrEx>
-          <w:tblCellMar>
-            <w:top w:w="0" w:type="dxa"/>
-            <w:bottom w:w="0" w:type="dxa"/>
-          </w:tblCellMar>
-        </w:tblPrEx>
         <w:tc>
           <w:tcPr>
             <w:tcW w:w="10080" w:type="dxa"/>
@@ -1758,12 +1524,6 @@
         </w:tc>
       </w:tr>
       <w:tr>
-        <w:tblPrEx>
-          <w:tblCellMar>
-            <w:top w:w="0" w:type="dxa"/>
-            <w:bottom w:w="0" w:type="dxa"/>
-          </w:tblCellMar>
-        </w:tblPrEx>
         <w:tc>
           <w:tcPr>
             <w:tcW w:w="10080" w:type="dxa"/>
@@ -1783,7 +1543,7 @@
           </w:tcPr>
           <w:p>
             <w:pPr>
-              <w:pStyle w:val="ListParagraph"/>
+              <w:pStyle w:val="Prrafodelista"/>
               <w:numPr>
                 <w:ilvl w:val="0"/>
                 <w:numId w:val="2"/>
@@ -1803,7 +1563,7 @@
           </w:p>
           <w:p>
             <w:pPr>
-              <w:pStyle w:val="ListParagraph"/>
+              <w:pStyle w:val="Prrafodelista"/>
               <w:numPr>
                 <w:ilvl w:val="0"/>
                 <w:numId w:val="2"/>
@@ -1859,7 +1619,7 @@
           </w:p>
           <w:p>
             <w:pPr>
-              <w:pStyle w:val="ListParagraph"/>
+              <w:pStyle w:val="Prrafodelista"/>
               <w:numPr>
                 <w:ilvl w:val="0"/>
                 <w:numId w:val="2"/>
@@ -1879,7 +1639,7 @@
           </w:p>
           <w:p>
             <w:pPr>
-              <w:pStyle w:val="ListParagraph"/>
+              <w:pStyle w:val="Prrafodelista"/>
               <w:numPr>
                 <w:ilvl w:val="0"/>
                 <w:numId w:val="2"/>
@@ -1899,7 +1659,7 @@
           </w:p>
           <w:p>
             <w:pPr>
-              <w:pStyle w:val="ListParagraph"/>
+              <w:pStyle w:val="Prrafodelista"/>
               <w:numPr>
                 <w:ilvl w:val="0"/>
                 <w:numId w:val="2"/>
@@ -1914,12 +1674,30 @@
                 <w:szCs w:val="20"/>
                 <w:lang w:val="es-MX"/>
               </w:rPr>
-              <w:t>Problemas técnicos de conectividad: El funcionamiento del sistema depende de la disponibilidad de internet en el local, lo cual puede ser intermitente.</w:t>
-            </w:r>
-          </w:p>
-          <w:p>
-            <w:pPr>
-              <w:pStyle w:val="ListParagraph"/>
+              <w:t>Fallas de hardware y pérdida de datos: Al ser un sistema de instalación local (</w:t>
+            </w:r>
+            <w:proofErr w:type="spellStart"/>
+            <w:r>
+              <w:rPr>
+                <w:sz w:val="20"/>
+                <w:szCs w:val="20"/>
+                <w:lang w:val="es-MX"/>
+              </w:rPr>
+              <w:t>On</w:t>
+            </w:r>
+            <w:proofErr w:type="spellEnd"/>
+            <w:r>
+              <w:rPr>
+                <w:sz w:val="20"/>
+                <w:szCs w:val="20"/>
+                <w:lang w:val="es-MX"/>
+              </w:rPr>
+              <w:t>-Premise), un daño físico en el disco duro del computador del almacén podría causar la pérdida total de la información si el cliente no mantiene una política de respaldos periódicos.</w:t>
+            </w:r>
+          </w:p>
+          <w:p>
+            <w:pPr>
+              <w:pStyle w:val="Prrafodelista"/>
               <w:numPr>
                 <w:ilvl w:val="0"/>
                 <w:numId w:val="2"/>
@@ -1944,6 +1722,7 @@
       <w:pPr>
         <w:spacing w:after="120"/>
         <w:rPr>
+          <w:u w:val="single"/>
           <w:lang w:val="es-MX"/>
         </w:rPr>
       </w:pPr>
@@ -1970,12 +1749,6 @@
         <w:gridCol w:w="7880"/>
       </w:tblGrid>
       <w:tr>
-        <w:tblPrEx>
-          <w:tblCellMar>
-            <w:top w:w="0" w:type="dxa"/>
-            <w:bottom w:w="0" w:type="dxa"/>
-          </w:tblCellMar>
-        </w:tblPrEx>
         <w:tc>
           <w:tcPr>
             <w:tcW w:w="10080" w:type="dxa"/>
@@ -2015,12 +1788,6 @@
         </w:tc>
       </w:tr>
       <w:tr>
-        <w:tblPrEx>
-          <w:tblCellMar>
-            <w:top w:w="0" w:type="dxa"/>
-            <w:bottom w:w="0" w:type="dxa"/>
-          </w:tblCellMar>
-        </w:tblPrEx>
         <w:tc>
           <w:tcPr>
             <w:tcW w:w="2200" w:type="dxa"/>
@@ -2087,12 +1854,6 @@
         </w:tc>
       </w:tr>
       <w:tr>
-        <w:tblPrEx>
-          <w:tblCellMar>
-            <w:top w:w="0" w:type="dxa"/>
-            <w:bottom w:w="0" w:type="dxa"/>
-          </w:tblCellMar>
-        </w:tblPrEx>
         <w:tc>
           <w:tcPr>
             <w:tcW w:w="2200" w:type="dxa"/>
@@ -2157,12 +1918,6 @@
         </w:tc>
       </w:tr>
       <w:tr>
-        <w:tblPrEx>
-          <w:tblCellMar>
-            <w:top w:w="0" w:type="dxa"/>
-            <w:bottom w:w="0" w:type="dxa"/>
-          </w:tblCellMar>
-        </w:tblPrEx>
         <w:tc>
           <w:tcPr>
             <w:tcW w:w="2200" w:type="dxa"/>
@@ -2227,12 +1982,6 @@
         </w:tc>
       </w:tr>
       <w:tr>
-        <w:tblPrEx>
-          <w:tblCellMar>
-            <w:top w:w="0" w:type="dxa"/>
-            <w:bottom w:w="0" w:type="dxa"/>
-          </w:tblCellMar>
-        </w:tblPrEx>
         <w:tc>
           <w:tcPr>
             <w:tcW w:w="2200" w:type="dxa"/>
@@ -2297,12 +2046,6 @@
         </w:tc>
       </w:tr>
       <w:tr>
-        <w:tblPrEx>
-          <w:tblCellMar>
-            <w:top w:w="0" w:type="dxa"/>
-            <w:bottom w:w="0" w:type="dxa"/>
-          </w:tblCellMar>
-        </w:tblPrEx>
         <w:tc>
           <w:tcPr>
             <w:tcW w:w="2200" w:type="dxa"/>
@@ -2367,12 +2110,6 @@
         </w:tc>
       </w:tr>
       <w:tr>
-        <w:tblPrEx>
-          <w:tblCellMar>
-            <w:top w:w="0" w:type="dxa"/>
-            <w:bottom w:w="0" w:type="dxa"/>
-          </w:tblCellMar>
-        </w:tblPrEx>
         <w:tc>
           <w:tcPr>
             <w:tcW w:w="2200" w:type="dxa"/>
@@ -2431,18 +2168,12 @@
                 <w:szCs w:val="20"/>
                 <w:lang w:val="es-MX"/>
               </w:rPr>
-              <w:t>Desarrollo módulo de notificaciones y módulo de inventario</w:t>
+              <w:t>Desarrollo de módulo de gestión de morosos y reportes de inventario.</w:t>
             </w:r>
           </w:p>
         </w:tc>
       </w:tr>
       <w:tr>
-        <w:tblPrEx>
-          <w:tblCellMar>
-            <w:top w:w="0" w:type="dxa"/>
-            <w:bottom w:w="0" w:type="dxa"/>
-          </w:tblCellMar>
-        </w:tblPrEx>
         <w:tc>
           <w:tcPr>
             <w:tcW w:w="2200" w:type="dxa"/>
@@ -2507,12 +2238,6 @@
         </w:tc>
       </w:tr>
       <w:tr>
-        <w:tblPrEx>
-          <w:tblCellMar>
-            <w:top w:w="0" w:type="dxa"/>
-            <w:bottom w:w="0" w:type="dxa"/>
-          </w:tblCellMar>
-        </w:tblPrEx>
         <w:tc>
           <w:tcPr>
             <w:tcW w:w="2200" w:type="dxa"/>
@@ -2640,12 +2365,6 @@
         <w:gridCol w:w="10080"/>
       </w:tblGrid>
       <w:tr>
-        <w:tblPrEx>
-          <w:tblCellMar>
-            <w:top w:w="0" w:type="dxa"/>
-            <w:bottom w:w="0" w:type="dxa"/>
-          </w:tblCellMar>
-        </w:tblPrEx>
         <w:tc>
           <w:tcPr>
             <w:tcW w:w="10080" w:type="dxa"/>
@@ -2674,19 +2393,12 @@
                 <w:bCs/>
                 <w:color w:val="FFFFFF"/>
               </w:rPr>
-              <w:lastRenderedPageBreak/>
               <w:t>ALCANCE DEL PROYECTO</w:t>
             </w:r>
           </w:p>
         </w:tc>
       </w:tr>
       <w:tr>
-        <w:tblPrEx>
-          <w:tblCellMar>
-            <w:top w:w="0" w:type="dxa"/>
-            <w:bottom w:w="0" w:type="dxa"/>
-          </w:tblCellMar>
-        </w:tblPrEx>
         <w:tc>
           <w:tcPr>
             <w:tcW w:w="10080" w:type="dxa"/>
@@ -2716,6 +2428,7 @@
                 <w:szCs w:val="20"/>
                 <w:lang w:val="es-MX"/>
               </w:rPr>
+              <w:lastRenderedPageBreak/>
               <w:t>El sistema contempla los siguientes módulos:</w:t>
             </w:r>
           </w:p>
@@ -2768,7 +2481,15 @@
                 <w:szCs w:val="20"/>
                 <w:lang w:val="es-MX"/>
               </w:rPr>
-              <w:t xml:space="preserve">  • Módulo de Morosos: Generación automática de listado de clientes con deuda vigente y mensaje de cobro para WhatsApp.</w:t>
+              <w:t xml:space="preserve">  • </w:t>
+            </w:r>
+            <w:r>
+              <w:rPr>
+                <w:sz w:val="20"/>
+                <w:szCs w:val="20"/>
+                <w:lang w:val="es-MX"/>
+              </w:rPr>
+              <w:t>Módulo de Morosos: Generación de listado de deudores con saldos actualizados y reportes detallados de cobranza por cliente.</w:t>
             </w:r>
           </w:p>
           <w:p>
@@ -2830,726 +2551,74 @@
       <w:pPr>
         <w:spacing w:after="200"/>
         <w:rPr>
+          <w:u w:val="single"/>
           <w:lang w:val="es-MX"/>
         </w:rPr>
       </w:pPr>
     </w:p>
-    <w:tbl>
-      <w:tblPr>
-        <w:tblW w:w="9896" w:type="dxa"/>
-        <w:tblInd w:w="-4" w:type="dxa"/>
-        <w:tblBorders>
-          <w:top w:val="single" w:sz="4" w:space="0" w:color="auto"/>
-          <w:left w:val="single" w:sz="4" w:space="0" w:color="auto"/>
-          <w:bottom w:val="single" w:sz="4" w:space="0" w:color="auto"/>
-          <w:right w:val="single" w:sz="4" w:space="0" w:color="auto"/>
-          <w:insideH w:val="single" w:sz="4" w:space="0" w:color="auto"/>
-          <w:insideV w:val="single" w:sz="4" w:space="0" w:color="auto"/>
-        </w:tblBorders>
-        <w:tblCellMar>
-          <w:left w:w="10" w:type="dxa"/>
-          <w:right w:w="10" w:type="dxa"/>
-        </w:tblCellMar>
-        <w:tblLook w:val="0000" w:firstRow="0" w:lastRow="0" w:firstColumn="0" w:lastColumn="0" w:noHBand="0" w:noVBand="0"/>
-      </w:tblPr>
-      <w:tblGrid>
-        <w:gridCol w:w="2518"/>
-        <w:gridCol w:w="2518"/>
-        <w:gridCol w:w="2519"/>
-        <w:gridCol w:w="2519"/>
-      </w:tblGrid>
-      <w:tr>
-        <w:tblPrEx>
-          <w:tblCellMar>
-            <w:top w:w="0" w:type="dxa"/>
-            <w:bottom w:w="0" w:type="dxa"/>
-          </w:tblCellMar>
-        </w:tblPrEx>
-        <w:trPr>
-          <w:trHeight w:val="763"/>
-        </w:trPr>
-        <w:tc>
-          <w:tcPr>
-            <w:tcW w:w="9896" w:type="dxa"/>
-            <w:gridSpan w:val="4"/>
-            <w:tcBorders>
-              <w:top w:val="single" w:sz="4" w:space="0" w:color="2E4057"/>
-              <w:left w:val="single" w:sz="4" w:space="0" w:color="2E4057"/>
-              <w:bottom w:val="single" w:sz="4" w:space="0" w:color="2E4057"/>
-              <w:right w:val="single" w:sz="4" w:space="0" w:color="2E4057"/>
-            </w:tcBorders>
-            <w:shd w:val="clear" w:color="auto" w:fill="2E4057"/>
-            <w:tcMar>
-              <w:top w:w="100" w:type="dxa"/>
-              <w:left w:w="120" w:type="dxa"/>
-              <w:bottom w:w="100" w:type="dxa"/>
-              <w:right w:w="120" w:type="dxa"/>
-            </w:tcMar>
-            <w:vAlign w:val="center"/>
-          </w:tcPr>
-          <w:p>
-            <w:pPr>
-              <w:jc w:val="center"/>
-            </w:pPr>
-            <w:r>
-              <w:t>FIRMAS Y APROBACIÓN</w:t>
-            </w:r>
-          </w:p>
-        </w:tc>
-      </w:tr>
-      <w:tr>
-        <w:tblPrEx>
-          <w:tblCellMar>
-            <w:top w:w="0" w:type="dxa"/>
-            <w:bottom w:w="0" w:type="dxa"/>
-          </w:tblCellMar>
-        </w:tblPrEx>
-        <w:trPr>
-          <w:trHeight w:val="3509"/>
-        </w:trPr>
-        <w:tc>
-          <w:tcPr>
-            <w:tcW w:w="2474" w:type="dxa"/>
-            <w:tcBorders>
-              <w:top w:val="single" w:sz="1" w:space="0" w:color="AAAAAA"/>
-              <w:left w:val="single" w:sz="1" w:space="0" w:color="AAAAAA"/>
-              <w:bottom w:val="single" w:sz="1" w:space="0" w:color="AAAAAA"/>
-              <w:right w:val="single" w:sz="1" w:space="0" w:color="AAAAAA"/>
-            </w:tcBorders>
-            <w:shd w:val="clear" w:color="auto" w:fill="FFFFFF"/>
-            <w:tcMar>
-              <w:top w:w="100" w:type="dxa"/>
-              <w:left w:w="120" w:type="dxa"/>
-              <w:bottom w:w="100" w:type="dxa"/>
-              <w:right w:w="120" w:type="dxa"/>
-            </w:tcMar>
-            <w:vAlign w:val="center"/>
-          </w:tcPr>
-          <w:p>
-            <w:pPr>
-              <w:jc w:val="center"/>
-              <w:rPr>
-                <w:lang w:val="es-MX"/>
-              </w:rPr>
-            </w:pPr>
-          </w:p>
-          <w:p>
-            <w:pPr>
-              <w:jc w:val="center"/>
-              <w:rPr>
-                <w:lang w:val="es-MX"/>
-              </w:rPr>
-            </w:pPr>
-          </w:p>
-          <w:p>
-            <w:pPr>
-              <w:jc w:val="center"/>
-              <w:rPr>
-                <w:lang w:val="es-MX"/>
-              </w:rPr>
-            </w:pPr>
-          </w:p>
-          <w:p>
-            <w:pPr>
-              <w:jc w:val="center"/>
-              <w:rPr>
-                <w:lang w:val="es-MX"/>
-              </w:rPr>
-            </w:pPr>
-          </w:p>
-          <w:p>
-            <w:pPr>
-              <w:jc w:val="center"/>
-              <w:rPr>
-                <w:lang w:val="es-MX"/>
-              </w:rPr>
-            </w:pPr>
-            <w:r>
-              <w:rPr>
-                <w:lang w:val="es-MX"/>
-              </w:rPr>
-              <w:t>____________________________</w:t>
-            </w:r>
-          </w:p>
-          <w:p>
-            <w:pPr>
-              <w:jc w:val="center"/>
-              <w:rPr>
-                <w:lang w:val="es-MX"/>
-              </w:rPr>
-            </w:pPr>
-            <w:r>
-              <w:t>Cristian Salazar</w:t>
-            </w:r>
-          </w:p>
-          <w:p>
-            <w:pPr>
-              <w:jc w:val="center"/>
-              <w:rPr>
-                <w:lang w:val="es-MX"/>
-              </w:rPr>
-            </w:pPr>
-            <w:r>
-              <w:rPr>
-                <w:lang w:val="es-MX"/>
-              </w:rPr>
-              <w:t>Jefe de Proyecto</w:t>
-            </w:r>
-          </w:p>
-        </w:tc>
-        <w:tc>
-          <w:tcPr>
-            <w:tcW w:w="2474" w:type="dxa"/>
-            <w:tcBorders>
-              <w:top w:val="single" w:sz="1" w:space="0" w:color="AAAAAA"/>
-              <w:left w:val="single" w:sz="1" w:space="0" w:color="AAAAAA"/>
-              <w:bottom w:val="single" w:sz="1" w:space="0" w:color="AAAAAA"/>
-              <w:right w:val="single" w:sz="1" w:space="0" w:color="AAAAAA"/>
-            </w:tcBorders>
-            <w:shd w:val="clear" w:color="auto" w:fill="FFFFFF"/>
-            <w:tcMar>
-              <w:top w:w="100" w:type="dxa"/>
-              <w:left w:w="120" w:type="dxa"/>
-              <w:bottom w:w="100" w:type="dxa"/>
-              <w:right w:w="120" w:type="dxa"/>
-            </w:tcMar>
-            <w:vAlign w:val="center"/>
-          </w:tcPr>
-          <w:p>
-            <w:pPr>
-              <w:jc w:val="center"/>
-              <w:rPr>
-                <w:lang w:val="es-MX"/>
-              </w:rPr>
-            </w:pPr>
-          </w:p>
-          <w:p>
-            <w:pPr>
-              <w:jc w:val="center"/>
-              <w:rPr>
-                <w:lang w:val="es-MX"/>
-              </w:rPr>
-            </w:pPr>
-          </w:p>
-          <w:p>
-            <w:pPr>
-              <w:jc w:val="center"/>
-              <w:rPr>
-                <w:lang w:val="es-MX"/>
-              </w:rPr>
-            </w:pPr>
-          </w:p>
-          <w:p>
-            <w:pPr>
-              <w:jc w:val="center"/>
-              <w:rPr>
-                <w:lang w:val="es-MX"/>
-              </w:rPr>
-            </w:pPr>
-          </w:p>
-          <w:p>
-            <w:pPr>
-              <w:jc w:val="center"/>
-              <w:rPr>
-                <w:lang w:val="es-MX"/>
-              </w:rPr>
-            </w:pPr>
-            <w:r>
-              <w:rPr>
-                <w:lang w:val="es-MX"/>
-              </w:rPr>
-              <w:t>____________________________</w:t>
-            </w:r>
-          </w:p>
-          <w:p>
-            <w:pPr>
-              <w:jc w:val="center"/>
-              <w:rPr>
-                <w:lang w:val="es-MX"/>
-              </w:rPr>
-            </w:pPr>
-            <w:r>
-              <w:rPr>
-                <w:sz w:val="20"/>
-                <w:szCs w:val="20"/>
-                <w:lang w:val="es-MX"/>
-              </w:rPr>
-              <w:t>Lukas Caballero</w:t>
-            </w:r>
-          </w:p>
-          <w:p>
-            <w:pPr>
-              <w:jc w:val="center"/>
-              <w:rPr>
-                <w:lang w:val="es-MX"/>
-              </w:rPr>
-            </w:pPr>
-            <w:r>
-              <w:rPr>
-                <w:sz w:val="20"/>
-                <w:szCs w:val="20"/>
-                <w:lang w:val="es-MX"/>
-              </w:rPr>
-              <w:t>Analista de Negocio</w:t>
-            </w:r>
-          </w:p>
-        </w:tc>
-        <w:tc>
-          <w:tcPr>
-            <w:tcW w:w="2474" w:type="dxa"/>
-            <w:tcBorders>
-              <w:top w:val="single" w:sz="1" w:space="0" w:color="AAAAAA"/>
-              <w:left w:val="single" w:sz="1" w:space="0" w:color="AAAAAA"/>
-              <w:bottom w:val="single" w:sz="1" w:space="0" w:color="AAAAAA"/>
-              <w:right w:val="single" w:sz="1" w:space="0" w:color="AAAAAA"/>
-            </w:tcBorders>
-            <w:shd w:val="clear" w:color="auto" w:fill="FFFFFF"/>
-            <w:tcMar>
-              <w:top w:w="100" w:type="dxa"/>
-              <w:left w:w="120" w:type="dxa"/>
-              <w:bottom w:w="100" w:type="dxa"/>
-              <w:right w:w="120" w:type="dxa"/>
-            </w:tcMar>
-            <w:vAlign w:val="center"/>
-          </w:tcPr>
-          <w:p>
-            <w:pPr>
-              <w:jc w:val="center"/>
-              <w:rPr>
-                <w:lang w:val="es-MX"/>
-              </w:rPr>
-            </w:pPr>
-          </w:p>
-          <w:p>
-            <w:pPr>
-              <w:jc w:val="center"/>
-              <w:rPr>
-                <w:lang w:val="es-MX"/>
-              </w:rPr>
-            </w:pPr>
-          </w:p>
-          <w:p>
-            <w:pPr>
-              <w:jc w:val="center"/>
-              <w:rPr>
-                <w:lang w:val="es-MX"/>
-              </w:rPr>
-            </w:pPr>
-          </w:p>
-          <w:p>
-            <w:pPr>
-              <w:jc w:val="center"/>
-              <w:rPr>
-                <w:lang w:val="es-MX"/>
-              </w:rPr>
-            </w:pPr>
-          </w:p>
-          <w:p>
-            <w:pPr>
-              <w:jc w:val="center"/>
-            </w:pPr>
-            <w:r>
-              <w:t>____________________________</w:t>
-            </w:r>
-          </w:p>
-          <w:p>
-            <w:pPr>
-              <w:jc w:val="center"/>
-            </w:pPr>
-            <w:r>
-              <w:rPr>
-                <w:sz w:val="20"/>
-                <w:szCs w:val="20"/>
-                <w:lang w:val="es-MX"/>
-              </w:rPr>
-              <w:t>Felipe Oria</w:t>
-            </w:r>
-          </w:p>
-          <w:p>
-            <w:pPr>
-              <w:jc w:val="center"/>
-            </w:pPr>
-            <w:proofErr w:type="spellStart"/>
-            <w:r>
-              <w:t>Desarrollador</w:t>
-            </w:r>
-            <w:proofErr w:type="spellEnd"/>
-          </w:p>
-        </w:tc>
-        <w:tc>
-          <w:tcPr>
-            <w:tcW w:w="2474" w:type="dxa"/>
-            <w:tcBorders>
-              <w:top w:val="single" w:sz="1" w:space="0" w:color="AAAAAA"/>
-              <w:left w:val="single" w:sz="1" w:space="0" w:color="AAAAAA"/>
-              <w:bottom w:val="single" w:sz="1" w:space="0" w:color="AAAAAA"/>
-              <w:right w:val="single" w:sz="1" w:space="0" w:color="AAAAAA"/>
-            </w:tcBorders>
-            <w:shd w:val="clear" w:color="auto" w:fill="FFFFFF"/>
-            <w:tcMar>
-              <w:top w:w="100" w:type="dxa"/>
-              <w:left w:w="120" w:type="dxa"/>
-              <w:bottom w:w="100" w:type="dxa"/>
-              <w:right w:w="120" w:type="dxa"/>
-            </w:tcMar>
-            <w:vAlign w:val="center"/>
-          </w:tcPr>
-          <w:p>
-            <w:pPr>
-              <w:jc w:val="center"/>
-              <w:rPr>
-                <w:lang w:val="es-MX"/>
-              </w:rPr>
-            </w:pPr>
-          </w:p>
-          <w:p>
-            <w:pPr>
-              <w:jc w:val="center"/>
-              <w:rPr>
-                <w:lang w:val="es-MX"/>
-              </w:rPr>
-            </w:pPr>
-          </w:p>
-          <w:p>
-            <w:pPr>
-              <w:jc w:val="center"/>
-              <w:rPr>
-                <w:lang w:val="es-MX"/>
-              </w:rPr>
-            </w:pPr>
-          </w:p>
-          <w:p>
-            <w:pPr>
-              <w:jc w:val="center"/>
-              <w:rPr>
-                <w:lang w:val="es-MX"/>
-              </w:rPr>
-            </w:pPr>
-          </w:p>
-          <w:p>
-            <w:pPr>
-              <w:jc w:val="center"/>
-              <w:rPr>
-                <w:lang w:val="es-MX"/>
-              </w:rPr>
-            </w:pPr>
-            <w:r>
-              <w:rPr>
-                <w:lang w:val="es-MX"/>
-              </w:rPr>
-              <w:t>____________________________</w:t>
-            </w:r>
-          </w:p>
-          <w:p>
-            <w:pPr>
-              <w:jc w:val="center"/>
-              <w:rPr>
-                <w:lang w:val="es-MX"/>
-              </w:rPr>
-            </w:pPr>
-            <w:proofErr w:type="spellStart"/>
-            <w:r>
-              <w:rPr>
-                <w:sz w:val="20"/>
-                <w:szCs w:val="20"/>
-                <w:lang w:val="es-MX"/>
-              </w:rPr>
-              <w:t>Benjamin</w:t>
-            </w:r>
-            <w:proofErr w:type="spellEnd"/>
-            <w:r>
-              <w:rPr>
-                <w:sz w:val="20"/>
-                <w:szCs w:val="20"/>
-                <w:lang w:val="es-MX"/>
-              </w:rPr>
-              <w:t xml:space="preserve"> Acuña</w:t>
-            </w:r>
-            <w:r>
-              <w:rPr>
-                <w:lang w:val="es-MX"/>
-              </w:rPr>
-              <w:t xml:space="preserve"> </w:t>
-            </w:r>
-            <w:r>
-              <w:rPr>
-                <w:sz w:val="20"/>
-                <w:szCs w:val="20"/>
-                <w:lang w:val="es-MX"/>
-              </w:rPr>
-              <w:t>Diseñador de Sistemas</w:t>
-            </w:r>
-          </w:p>
-        </w:tc>
-      </w:tr>
-      <w:tr>
-        <w:tblPrEx>
-          <w:tblCellMar>
-            <w:top w:w="0" w:type="dxa"/>
-            <w:bottom w:w="0" w:type="dxa"/>
-          </w:tblCellMar>
-        </w:tblPrEx>
-        <w:trPr>
-          <w:trHeight w:val="3465"/>
-        </w:trPr>
-        <w:tc>
-          <w:tcPr>
-            <w:tcW w:w="4948" w:type="dxa"/>
-            <w:gridSpan w:val="2"/>
-            <w:tcBorders>
-              <w:top w:val="single" w:sz="1" w:space="0" w:color="AAAAAA"/>
-              <w:left w:val="single" w:sz="1" w:space="0" w:color="AAAAAA"/>
-              <w:bottom w:val="single" w:sz="1" w:space="0" w:color="AAAAAA"/>
-              <w:right w:val="single" w:sz="1" w:space="0" w:color="AAAAAA"/>
-            </w:tcBorders>
-            <w:shd w:val="clear" w:color="auto" w:fill="FFFFFF"/>
-            <w:tcMar>
-              <w:top w:w="100" w:type="dxa"/>
-              <w:left w:w="120" w:type="dxa"/>
-              <w:bottom w:w="100" w:type="dxa"/>
-              <w:right w:w="120" w:type="dxa"/>
-            </w:tcMar>
-          </w:tcPr>
-          <w:p>
-            <w:pPr>
-              <w:jc w:val="center"/>
-              <w:rPr>
-                <w:lang w:val="es-MX"/>
-              </w:rPr>
-            </w:pPr>
-          </w:p>
-          <w:p>
-            <w:pPr>
-              <w:jc w:val="center"/>
-              <w:rPr>
-                <w:lang w:val="es-MX"/>
-              </w:rPr>
-            </w:pPr>
-          </w:p>
-          <w:p>
-            <w:pPr>
-              <w:jc w:val="center"/>
-              <w:rPr>
-                <w:lang w:val="es-MX"/>
-              </w:rPr>
-            </w:pPr>
-          </w:p>
-          <w:p>
-            <w:pPr>
-              <w:jc w:val="center"/>
-              <w:rPr>
-                <w:lang w:val="es-MX"/>
-              </w:rPr>
-            </w:pPr>
-          </w:p>
-          <w:p>
-            <w:pPr>
-              <w:jc w:val="center"/>
-              <w:rPr>
-                <w:lang w:val="es-MX"/>
-              </w:rPr>
-            </w:pPr>
-          </w:p>
-          <w:p>
-            <w:pPr>
-              <w:jc w:val="center"/>
-              <w:rPr>
-                <w:lang w:val="es-MX"/>
-              </w:rPr>
-            </w:pPr>
-          </w:p>
-          <w:p>
-            <w:pPr>
-              <w:jc w:val="center"/>
-              <w:rPr>
-                <w:lang w:val="es-MX"/>
-              </w:rPr>
-            </w:pPr>
-            <w:r>
-              <w:rPr>
-                <w:lang w:val="es-MX"/>
-              </w:rPr>
-              <w:t>____________________________</w:t>
-            </w:r>
-          </w:p>
-          <w:p>
-            <w:pPr>
-              <w:jc w:val="center"/>
-              <w:rPr>
-                <w:lang w:val="es-MX"/>
-              </w:rPr>
-            </w:pPr>
-            <w:r>
-              <w:rPr>
-                <w:sz w:val="20"/>
-                <w:szCs w:val="20"/>
-              </w:rPr>
-              <w:t>Jorge Esteban Cornejo Elgueta</w:t>
-            </w:r>
-          </w:p>
-          <w:p>
-            <w:pPr>
-              <w:jc w:val="center"/>
-              <w:rPr>
-                <w:lang w:val="es-MX"/>
-              </w:rPr>
-            </w:pPr>
-            <w:r>
-              <w:rPr>
-                <w:lang w:val="es-MX"/>
-              </w:rPr>
-              <w:t>Profesor — Sistemas de Información</w:t>
-            </w:r>
-          </w:p>
-        </w:tc>
-        <w:tc>
-          <w:tcPr>
-            <w:tcW w:w="4948" w:type="dxa"/>
-            <w:gridSpan w:val="2"/>
-            <w:tcBorders>
-              <w:top w:val="single" w:sz="1" w:space="0" w:color="AAAAAA"/>
-              <w:left w:val="single" w:sz="1" w:space="0" w:color="AAAAAA"/>
-              <w:bottom w:val="single" w:sz="1" w:space="0" w:color="AAAAAA"/>
-              <w:right w:val="single" w:sz="1" w:space="0" w:color="AAAAAA"/>
-            </w:tcBorders>
-            <w:shd w:val="clear" w:color="auto" w:fill="FFFFFF"/>
-            <w:tcMar>
-              <w:top w:w="100" w:type="dxa"/>
-              <w:left w:w="120" w:type="dxa"/>
-              <w:bottom w:w="100" w:type="dxa"/>
-              <w:right w:w="120" w:type="dxa"/>
-            </w:tcMar>
-          </w:tcPr>
-          <w:p>
-            <w:pPr>
-              <w:jc w:val="center"/>
-              <w:rPr>
-                <w:lang w:val="es-MX"/>
-              </w:rPr>
-            </w:pPr>
-          </w:p>
-          <w:p>
-            <w:pPr>
-              <w:jc w:val="center"/>
-              <w:rPr>
-                <w:lang w:val="es-MX"/>
-              </w:rPr>
-            </w:pPr>
-          </w:p>
-          <w:p>
-            <w:pPr>
-              <w:jc w:val="center"/>
-              <w:rPr>
-                <w:lang w:val="es-MX"/>
-              </w:rPr>
-            </w:pPr>
-          </w:p>
-          <w:p>
-            <w:pPr>
-              <w:jc w:val="center"/>
-              <w:rPr>
-                <w:lang w:val="es-MX"/>
-              </w:rPr>
-            </w:pPr>
-          </w:p>
-          <w:p>
-            <w:pPr>
-              <w:jc w:val="center"/>
-              <w:rPr>
-                <w:lang w:val="es-MX"/>
-              </w:rPr>
-            </w:pPr>
-          </w:p>
-          <w:p>
-            <w:pPr>
-              <w:jc w:val="center"/>
-              <w:rPr>
-                <w:lang w:val="es-MX"/>
-              </w:rPr>
-            </w:pPr>
-          </w:p>
-          <w:p>
-            <w:pPr>
-              <w:jc w:val="center"/>
-              <w:rPr>
-                <w:lang w:val="es-MX"/>
-              </w:rPr>
-            </w:pPr>
-            <w:r>
-              <w:rPr>
-                <w:lang w:val="es-MX"/>
-              </w:rPr>
-              <w:t>____________________________</w:t>
-            </w:r>
-          </w:p>
-          <w:p>
-            <w:pPr>
-              <w:jc w:val="center"/>
-              <w:rPr>
-                <w:lang w:val="es-MX"/>
-              </w:rPr>
-            </w:pPr>
-            <w:r>
-              <w:rPr>
-                <w:lang w:val="es-MX"/>
-              </w:rPr>
-              <w:t>Claudio Caballero</w:t>
-            </w:r>
-          </w:p>
-          <w:p>
-            <w:pPr>
-              <w:jc w:val="center"/>
-              <w:rPr>
-                <w:lang w:val="es-MX"/>
-              </w:rPr>
-            </w:pPr>
-            <w:r>
-              <w:rPr>
-                <w:lang w:val="es-MX"/>
-              </w:rPr>
-              <w:t>Cliente — Almacén Lukas</w:t>
-            </w:r>
-          </w:p>
-          <w:p>
-            <w:pPr>
-              <w:jc w:val="center"/>
-              <w:rPr>
-                <w:lang w:val="es-MX"/>
-              </w:rPr>
-            </w:pPr>
-          </w:p>
-          <w:p>
-            <w:pPr>
-              <w:jc w:val="center"/>
-              <w:rPr>
-                <w:lang w:val="es-MX"/>
-              </w:rPr>
-            </w:pPr>
-            <w:r>
-              <w:rPr>
-                <w:lang w:val="es-MX"/>
-              </w:rPr>
-              <w:t>Abril 2026</w:t>
-            </w:r>
-          </w:p>
-          <w:p>
-            <w:pPr>
-              <w:jc w:val="center"/>
-              <w:rPr>
-                <w:lang w:val="es-MX"/>
-              </w:rPr>
-            </w:pPr>
-          </w:p>
-        </w:tc>
-      </w:tr>
-    </w:tbl>
     <w:p>
       <w:pPr>
         <w:spacing w:after="100"/>
+        <w:ind w:left="720" w:hanging="720"/>
+        <w:jc w:val="center"/>
         <w:rPr>
           <w:lang w:val="es-MX"/>
         </w:rPr>
       </w:pPr>
+      <w:r>
+        <w:rPr>
+          <w:noProof/>
+          <w:lang w:val="es-MX"/>
+        </w:rPr>
+        <w:drawing>
+          <wp:inline distT="0" distB="0" distL="0" distR="0" wp14:anchorId="534965C8" wp14:editId="6C594F77">
+            <wp:extent cx="6393180" cy="4792980"/>
+            <wp:effectExtent l="0" t="0" r="7620" b="7620"/>
+            <wp:docPr id="1764707625" name="Imagen 1"/>
+            <wp:cNvGraphicFramePr>
+              <a:graphicFrameLocks xmlns:a="http://schemas.openxmlformats.org/drawingml/2006/main" noChangeAspect="1"/>
+            </wp:cNvGraphicFramePr>
+            <a:graphic xmlns:a="http://schemas.openxmlformats.org/drawingml/2006/main">
+              <a:graphicData uri="http://schemas.openxmlformats.org/drawingml/2006/picture">
+                <pic:pic xmlns:pic="http://schemas.openxmlformats.org/drawingml/2006/picture">
+                  <pic:nvPicPr>
+                    <pic:cNvPr id="0" name="Picture 1"/>
+                    <pic:cNvPicPr>
+                      <a:picLocks noChangeAspect="1" noChangeArrowheads="1"/>
+                    </pic:cNvPicPr>
+                  </pic:nvPicPr>
+                  <pic:blipFill>
+                    <a:blip r:embed="rId5" cstate="print">
+                      <a:extLst>
+                        <a:ext uri="{28A0092B-C50C-407E-A947-70E740481C1C}">
+                          <a14:useLocalDpi xmlns:a14="http://schemas.microsoft.com/office/drawing/2010/main" val="0"/>
+                        </a:ext>
+                      </a:extLst>
+                    </a:blip>
+                    <a:srcRect/>
+                    <a:stretch>
+                      <a:fillRect/>
+                    </a:stretch>
+                  </pic:blipFill>
+                  <pic:spPr bwMode="auto">
+                    <a:xfrm>
+                      <a:off x="0" y="0"/>
+                      <a:ext cx="6393180" cy="4792980"/>
+                    </a:xfrm>
+                    <a:prstGeom prst="rect">
+                      <a:avLst/>
+                    </a:prstGeom>
+                    <a:noFill/>
+                    <a:ln>
+                      <a:noFill/>
+                    </a:ln>
+                  </pic:spPr>
+                </pic:pic>
+              </a:graphicData>
+            </a:graphic>
+          </wp:inline>
+        </w:drawing>
+      </w:r>
     </w:p>
     <w:p>
       <w:pPr>
@@ -4159,7 +3228,7 @@
     <w:qFormat/>
     <w:rsid w:val="00413572"/>
   </w:style>
-  <w:style w:type="paragraph" w:styleId="Heading1">
+  <w:style w:type="paragraph" w:styleId="Ttulo1">
     <w:name w:val="heading 1"/>
     <w:uiPriority w:val="9"/>
     <w:qFormat/>
@@ -4172,7 +3241,7 @@
       <w:szCs w:val="32"/>
     </w:rPr>
   </w:style>
-  <w:style w:type="paragraph" w:styleId="Heading2">
+  <w:style w:type="paragraph" w:styleId="Ttulo2">
     <w:name w:val="heading 2"/>
     <w:uiPriority w:val="9"/>
     <w:semiHidden/>
@@ -4187,7 +3256,7 @@
       <w:szCs w:val="26"/>
     </w:rPr>
   </w:style>
-  <w:style w:type="paragraph" w:styleId="Heading3">
+  <w:style w:type="paragraph" w:styleId="Ttulo3">
     <w:name w:val="heading 3"/>
     <w:uiPriority w:val="9"/>
     <w:semiHidden/>
@@ -4202,7 +3271,7 @@
       <w:szCs w:val="24"/>
     </w:rPr>
   </w:style>
-  <w:style w:type="paragraph" w:styleId="Heading4">
+  <w:style w:type="paragraph" w:styleId="Ttulo4">
     <w:name w:val="heading 4"/>
     <w:uiPriority w:val="9"/>
     <w:semiHidden/>
@@ -4217,7 +3286,7 @@
       <w:color w:val="2E74B5"/>
     </w:rPr>
   </w:style>
-  <w:style w:type="paragraph" w:styleId="Heading5">
+  <w:style w:type="paragraph" w:styleId="Ttulo5">
     <w:name w:val="heading 5"/>
     <w:uiPriority w:val="9"/>
     <w:semiHidden/>
@@ -4230,7 +3299,7 @@
       <w:color w:val="2E74B5"/>
     </w:rPr>
   </w:style>
-  <w:style w:type="paragraph" w:styleId="Heading6">
+  <w:style w:type="paragraph" w:styleId="Ttulo6">
     <w:name w:val="heading 6"/>
     <w:uiPriority w:val="9"/>
     <w:semiHidden/>
@@ -4243,12 +3312,12 @@
       <w:color w:val="1F4D78"/>
     </w:rPr>
   </w:style>
-  <w:style w:type="character" w:default="1" w:styleId="DefaultParagraphFont">
+  <w:style w:type="character" w:default="1" w:styleId="Fuentedeprrafopredeter">
     <w:name w:val="Default Paragraph Font"/>
     <w:uiPriority w:val="1"/>
     <w:unhideWhenUsed/>
   </w:style>
-  <w:style w:type="table" w:default="1" w:styleId="TableNormal">
+  <w:style w:type="table" w:default="1" w:styleId="Tablanormal">
     <w:name w:val="Normal Table"/>
     <w:uiPriority w:val="99"/>
     <w:semiHidden/>
@@ -4263,13 +3332,13 @@
       </w:tblCellMar>
     </w:tblPr>
   </w:style>
-  <w:style w:type="numbering" w:default="1" w:styleId="NoList">
+  <w:style w:type="numbering" w:default="1" w:styleId="Sinlista">
     <w:name w:val="No List"/>
     <w:uiPriority w:val="99"/>
     <w:semiHidden/>
     <w:unhideWhenUsed/>
   </w:style>
-  <w:style w:type="paragraph" w:styleId="Title">
+  <w:style w:type="paragraph" w:styleId="Ttulo">
     <w:name w:val="Title"/>
     <w:uiPriority w:val="10"/>
     <w:qFormat/>
@@ -4286,11 +3355,11 @@
       <w:bCs/>
     </w:rPr>
   </w:style>
-  <w:style w:type="paragraph" w:styleId="ListParagraph">
+  <w:style w:type="paragraph" w:styleId="Prrafodelista">
     <w:name w:val="List Paragraph"/>
     <w:qFormat/>
   </w:style>
-  <w:style w:type="character" w:styleId="Hyperlink">
+  <w:style w:type="character" w:styleId="Hipervnculo">
     <w:name w:val="Hyperlink"/>
     <w:uiPriority w:val="99"/>
     <w:unhideWhenUsed/>
@@ -4299,7 +3368,7 @@
       <w:u w:val="single"/>
     </w:rPr>
   </w:style>
-  <w:style w:type="character" w:styleId="FootnoteReference">
+  <w:style w:type="character" w:styleId="Refdenotaalpie">
     <w:name w:val="footnote reference"/>
     <w:uiPriority w:val="99"/>
     <w:semiHidden/>
@@ -4308,9 +3377,9 @@
       <w:vertAlign w:val="superscript"/>
     </w:rPr>
   </w:style>
-  <w:style w:type="paragraph" w:styleId="FootnoteText">
+  <w:style w:type="paragraph" w:styleId="Textonotapie">
     <w:name w:val="footnote text"/>
-    <w:link w:val="FootnoteTextChar"/>
+    <w:link w:val="TextonotapieCar"/>
     <w:uiPriority w:val="99"/>
     <w:semiHidden/>
     <w:unhideWhenUsed/>
@@ -4319,9 +3388,9 @@
       <w:szCs w:val="20"/>
     </w:rPr>
   </w:style>
-  <w:style w:type="character" w:customStyle="1" w:styleId="FootnoteTextChar">
-    <w:name w:val="Footnote Text Char"/>
-    <w:link w:val="FootnoteText"/>
+  <w:style w:type="character" w:customStyle="1" w:styleId="TextonotapieCar">
+    <w:name w:val="Texto nota pie Car"/>
+    <w:link w:val="Textonotapie"/>
     <w:uiPriority w:val="99"/>
     <w:semiHidden/>
     <w:unhideWhenUsed/>
@@ -4330,7 +3399,7 @@
       <w:szCs w:val="20"/>
     </w:rPr>
   </w:style>
-  <w:style w:type="character" w:styleId="EndnoteReference">
+  <w:style w:type="character" w:styleId="Refdenotaalfinal">
     <w:name w:val="endnote reference"/>
     <w:uiPriority w:val="99"/>
     <w:semiHidden/>
@@ -4339,9 +3408,9 @@
       <w:vertAlign w:val="superscript"/>
     </w:rPr>
   </w:style>
-  <w:style w:type="paragraph" w:styleId="EndnoteText">
+  <w:style w:type="paragraph" w:styleId="Textonotaalfinal">
     <w:name w:val="endnote text"/>
-    <w:link w:val="EndnoteTextChar"/>
+    <w:link w:val="TextonotaalfinalCar"/>
     <w:uiPriority w:val="99"/>
     <w:semiHidden/>
     <w:unhideWhenUsed/>
@@ -4350,9 +3419,9 @@
       <w:szCs w:val="20"/>
     </w:rPr>
   </w:style>
-  <w:style w:type="character" w:customStyle="1" w:styleId="EndnoteTextChar">
-    <w:name w:val="Endnote Text Char"/>
-    <w:link w:val="EndnoteText"/>
+  <w:style w:type="character" w:customStyle="1" w:styleId="TextonotaalfinalCar">
+    <w:name w:val="Texto nota al final Car"/>
+    <w:link w:val="Textonotaalfinal"/>
     <w:uiPriority w:val="99"/>
     <w:semiHidden/>
     <w:unhideWhenUsed/>
